--- a/ZZ échanges ChatGpt Gemini/250928 11h10_document_synthese_Usine à Formulaire.docx
+++ b/ZZ échanges ChatGpt Gemini/250928 11h10_document_synthese_Usine à Formulaire.docx
@@ -27,8 +27,22 @@
         <w:rPr>
           <w:lang w:val="fr-FR"/>
         </w:rPr>
-        <w:t># Consignes impératives pour la prochaine session</w:t>
-      </w:r>
+        <w:t xml:space="preserve"># Consignes impératives pour </w:t>
+      </w:r>
+      <w:proofErr w:type="gramStart"/>
+      <w:r>
+        <w:rPr>
+          <w:lang w:val="fr-FR"/>
+        </w:rPr>
+        <w:t xml:space="preserve">cette </w:t>
+      </w:r>
+      <w:r>
+        <w:rPr>
+          <w:lang w:val="fr-FR"/>
+        </w:rPr>
+        <w:t xml:space="preserve"> session</w:t>
+      </w:r>
+      <w:proofErr w:type="gramEnd"/>
     </w:p>
     <w:p>
       <w:pPr>
@@ -40,8 +54,42 @@
         <w:rPr>
           <w:lang w:val="fr-FR"/>
         </w:rPr>
-        <w:t>- **Reprendre connaissance du dossier** : Les scripts et fichiers de l'application sont connus.</w:t>
-      </w:r>
+        <w:t>- **</w:t>
+      </w:r>
+      <w:bookmarkStart w:id="0" w:name="_Hlk209965902"/>
+      <w:r>
+        <w:rPr>
+          <w:lang w:val="fr-FR"/>
+        </w:rPr>
+        <w:t xml:space="preserve">Reprendre connaissance du dossier** : </w:t>
+      </w:r>
+      <w:r>
+        <w:rPr>
+          <w:lang w:val="fr-FR"/>
+        </w:rPr>
+        <w:t xml:space="preserve">à partir des documents fournis , </w:t>
+      </w:r>
+      <w:r>
+        <w:rPr>
+          <w:lang w:val="fr-FR"/>
+        </w:rPr>
+        <w:t>Les scripts et fichiers de l'application sont connus</w:t>
+      </w:r>
+      <w:r>
+        <w:rPr>
+          <w:lang w:val="fr-FR"/>
+        </w:rPr>
+        <w:t xml:space="preserve">, demande les si </w:t>
+      </w:r>
+      <w:proofErr w:type="spellStart"/>
+      <w:r>
+        <w:rPr>
+          <w:lang w:val="fr-FR"/>
+        </w:rPr>
+        <w:t>necessaire</w:t>
+      </w:r>
+      <w:bookmarkEnd w:id="0"/>
+      <w:proofErr w:type="spellEnd"/>
     </w:p>
     <w:p>
       <w:pPr>
@@ -377,21 +425,7 @@
         <w:rPr>
           <w:lang w:val="fr-FR"/>
         </w:rPr>
-        <w:t xml:space="preserve"> </w:t>
-      </w:r>
-      <w:proofErr w:type="spellStart"/>
-      <w:r>
-        <w:rPr>
-          <w:lang w:val="fr-FR"/>
-        </w:rPr>
-        <w:t>is</w:t>
-      </w:r>
-      <w:proofErr w:type="spellEnd"/>
-      <w:r>
-        <w:rPr>
-          <w:lang w:val="fr-FR"/>
-        </w:rPr>
-        <w:t xml:space="preserve"> </w:t>
+        <w:t xml:space="preserve"> is </w:t>
       </w:r>
       <w:proofErr w:type="spellStart"/>
       <w:r>
@@ -14025,6 +14059,7 @@
   <w:style w:type="character" w:default="1" w:styleId="Policepardfaut">
     <w:name w:val="Default Paragraph Font"/>
     <w:uiPriority w:val="1"/>
+    <w:semiHidden/>
     <w:unhideWhenUsed/>
   </w:style>
   <w:style w:type="table" w:default="1" w:styleId="TableauNormal">
